--- a/Evaluation/Reviewer Material/Cases/Q3/sample3.docx
+++ b/Evaluation/Reviewer Material/Cases/Q3/sample3.docx
@@ -4,8 +4,7 @@
   <w:body>
     <w:p>
       <w:pPr>
-        <w:spacing w:after="120"/>
-        <w:jc w:val="left"/>
+        <w:spacing w:after="160"/>
       </w:pPr>
       <w:r>
         <w:rPr>
@@ -22,14 +21,14 @@
     <w:p>
       <w:pPr>
         <w:pBdr>
-          <w:bottom w:val="single" w:color="AAAAAA" w:sz="6" w:space="4"/>
+          <w:bottom w:val="single" w:color="1F4E5F" w:sz="8" w:space="4"/>
         </w:pBdr>
-        <w:spacing w:after="200" w:before="200"/>
-      </w:pPr>
-    </w:p>
-    <w:p>
-      <w:pPr>
-        <w:spacing w:after="120" w:before="240"/>
+        <w:spacing w:after="240"/>
+      </w:pPr>
+    </w:p>
+    <w:p>
+      <w:pPr>
+        <w:spacing w:after="120"/>
       </w:pPr>
       <w:r>
         <w:rPr>
@@ -37,8 +36,8 @@
           <w:b/>
           <w:bCs/>
           <w:color w:val="1F4E5F"/>
-          <w:sz w:val="24"/>
-          <w:szCs w:val="24"/>
+          <w:sz w:val="22"/>
+          <w:szCs w:val="22"/>
         </w:rPr>
         <w:t xml:space="preserve">User Query</w:t>
       </w:r>
@@ -48,7 +47,7 @@
         <w:pBdr>
           <w:left w:val="single" w:color="1F4E5F" w:sz="12" w:space="8"/>
         </w:pBdr>
-        <w:spacing w:after="200"/>
+        <w:spacing w:after="280"/>
         <w:ind w:left="360"/>
       </w:pPr>
       <w:r>
@@ -59,12 +58,12 @@
           <w:sz w:val="22"/>
           <w:szCs w:val="22"/>
         </w:rPr>
-        <w:t xml:space="preserve">Get me the US case: United States v. Meridian Fastener Corp., No. 1:26-cr-00214 (E.D. Pa.)</w:t>
-      </w:r>
-    </w:p>
-    <w:p>
-      <w:pPr>
-        <w:spacing w:after="120" w:before="240"/>
+        <w:t xml:space="preserve">can you get me the EU case AT.40823 by SAP</w:t>
+      </w:r>
+    </w:p>
+    <w:p>
+      <w:pPr>
+        <w:spacing w:after="120"/>
       </w:pPr>
       <w:r>
         <w:rPr>
@@ -72,61 +71,296 @@
           <w:b/>
           <w:bCs/>
           <w:color w:val="1F4E5F"/>
-          <w:sz w:val="24"/>
-          <w:szCs w:val="24"/>
+          <w:sz w:val="22"/>
+          <w:szCs w:val="22"/>
         </w:rPr>
         <w:t xml:space="preserve">System Response</w:t>
       </w:r>
     </w:p>
     <w:p>
       <w:pPr>
+        <w:spacing w:after="160"/>
+      </w:pPr>
+      <w:r>
+        <w:rPr>
+          <w:rFonts w:ascii="Calibri" w:cs="Calibri" w:eastAsia="Calibri" w:hAnsi="Calibri"/>
+          <w:sz w:val="22"/>
+          <w:szCs w:val="22"/>
+        </w:rPr>
+        <w:t xml:space="preserve">Yes. I found the European Commission case AT.40823 – SAP ERP aftermarket support services.</w:t>
+      </w:r>
+    </w:p>
+    <w:p>
+      <w:pPr>
+        <w:pStyle w:val="ListParagraph"/>
+        <w:numPr>
+          <w:ilvl w:val="0"/>
+          <w:numId w:val="1"/>
+        </w:numPr>
         <w:spacing w:after="120"/>
       </w:pPr>
       <w:r>
         <w:rPr>
           <w:rFonts w:ascii="Calibri" w:cs="Calibri" w:eastAsia="Calibri" w:hAnsi="Calibri"/>
-          <w:b w:val="false"/>
-          <w:bCs w:val="false"/>
-          <w:i w:val="false"/>
-          <w:iCs w:val="false"/>
-          <w:sz w:val="22"/>
-          <w:szCs w:val="22"/>
-        </w:rPr>
-        <w:t xml:space="preserve">I searched for this case and couldn't find any record of it. There's no "United States v. Meridian Fastener Corp." at docket number 1:26-cr-00214 in the Eastern District of Pennsylvania.</w:t>
-      </w:r>
-    </w:p>
-    <w:p>
-      <w:pPr>
+          <w:b/>
+          <w:bCs/>
+          <w:sz w:val="22"/>
+          <w:szCs w:val="22"/>
+        </w:rPr>
+        <w:t xml:space="preserve">Case: </w:t>
+      </w:r>
+      <w:r>
+        <w:rPr>
+          <w:rFonts w:ascii="Calibri" w:cs="Calibri" w:eastAsia="Calibri" w:hAnsi="Calibri"/>
+          <w:sz w:val="22"/>
+          <w:szCs w:val="22"/>
+        </w:rPr>
+        <w:t xml:space="preserve">AT.40823</w:t>
+      </w:r>
+    </w:p>
+    <w:p>
+      <w:pPr>
+        <w:pStyle w:val="ListParagraph"/>
+        <w:numPr>
+          <w:ilvl w:val="0"/>
+          <w:numId w:val="1"/>
+        </w:numPr>
         <w:spacing w:after="120"/>
       </w:pPr>
       <w:r>
         <w:rPr>
           <w:rFonts w:ascii="Calibri" w:cs="Calibri" w:eastAsia="Calibri" w:hAnsi="Calibri"/>
-          <w:b w:val="false"/>
-          <w:bCs w:val="false"/>
-          <w:i w:val="false"/>
-          <w:iCs w:val="false"/>
-          <w:sz w:val="22"/>
-          <w:szCs w:val="22"/>
-        </w:rPr>
-        <w:t xml:space="preserve">What I did find are unrelated cases involving similarly named companies — most notably a series of Meridian Products, LLC v. United States trade/customs disputes at the Court of International Trade (about aluminum extrusion tariffs), which is a completely different court, different parties, and a civil trade matter rather than a criminal case.</w:t>
-      </w:r>
-    </w:p>
-    <w:p>
-      <w:pPr>
+          <w:b/>
+          <w:bCs/>
+          <w:sz w:val="22"/>
+          <w:szCs w:val="22"/>
+        </w:rPr>
+        <w:t xml:space="preserve">Company: </w:t>
+      </w:r>
+      <w:r>
+        <w:rPr>
+          <w:rFonts w:ascii="Calibri" w:cs="Calibri" w:eastAsia="Calibri" w:hAnsi="Calibri"/>
+          <w:sz w:val="22"/>
+          <w:szCs w:val="22"/>
+        </w:rPr>
+        <w:t xml:space="preserve">SAP SE</w:t>
+      </w:r>
+    </w:p>
+    <w:p>
+      <w:pPr>
+        <w:pStyle w:val="ListParagraph"/>
+        <w:numPr>
+          <w:ilvl w:val="0"/>
+          <w:numId w:val="1"/>
+        </w:numPr>
         <w:spacing w:after="120"/>
       </w:pPr>
       <w:r>
         <w:rPr>
           <w:rFonts w:ascii="Calibri" w:cs="Calibri" w:eastAsia="Calibri" w:hAnsi="Calibri"/>
-          <w:b w:val="false"/>
-          <w:bCs w:val="false"/>
-          <w:i w:val="false"/>
-          <w:iCs w:val="false"/>
-          <w:sz w:val="22"/>
-          <w:szCs w:val="22"/>
-        </w:rPr>
-        <w:t xml:space="preserve">A few possibilities:</w:t>
+          <w:b/>
+          <w:bCs/>
+          <w:sz w:val="22"/>
+          <w:szCs w:val="22"/>
+        </w:rPr>
+        <w:t xml:space="preserve">Authority: </w:t>
+      </w:r>
+      <w:r>
+        <w:rPr>
+          <w:rFonts w:ascii="Calibri" w:cs="Calibri" w:eastAsia="Calibri" w:hAnsi="Calibri"/>
+          <w:sz w:val="22"/>
+          <w:szCs w:val="22"/>
+        </w:rPr>
+        <w:t xml:space="preserve">European Commission, DG Competition</w:t>
+      </w:r>
+    </w:p>
+    <w:p>
+      <w:pPr>
+        <w:pStyle w:val="ListParagraph"/>
+        <w:numPr>
+          <w:ilvl w:val="0"/>
+          <w:numId w:val="1"/>
+        </w:numPr>
+        <w:spacing w:after="120"/>
+      </w:pPr>
+      <w:r>
+        <w:rPr>
+          <w:rFonts w:ascii="Calibri" w:cs="Calibri" w:eastAsia="Calibri" w:hAnsi="Calibri"/>
+          <w:b/>
+          <w:bCs/>
+          <w:sz w:val="22"/>
+          <w:szCs w:val="22"/>
+        </w:rPr>
+        <w:t xml:space="preserve">Legal basis: </w:t>
+      </w:r>
+      <w:r>
+        <w:rPr>
+          <w:rFonts w:ascii="Calibri" w:cs="Calibri" w:eastAsia="Calibri" w:hAnsi="Calibri"/>
+          <w:sz w:val="22"/>
+          <w:szCs w:val="22"/>
+        </w:rPr>
+        <w:t xml:space="preserve">Article 102 TFEU and Article 54 EEA Agreement</w:t>
+      </w:r>
+    </w:p>
+    <w:p>
+      <w:pPr>
+        <w:pStyle w:val="ListParagraph"/>
+        <w:numPr>
+          <w:ilvl w:val="0"/>
+          <w:numId w:val="1"/>
+        </w:numPr>
+        <w:spacing w:after="120"/>
+      </w:pPr>
+      <w:r>
+        <w:rPr>
+          <w:rFonts w:ascii="Calibri" w:cs="Calibri" w:eastAsia="Calibri" w:hAnsi="Calibri"/>
+          <w:b/>
+          <w:bCs/>
+          <w:sz w:val="22"/>
+          <w:szCs w:val="22"/>
+        </w:rPr>
+        <w:t xml:space="preserve">Proceedings opened: </w:t>
+      </w:r>
+      <w:r>
+        <w:rPr>
+          <w:rFonts w:ascii="Calibri" w:cs="Calibri" w:eastAsia="Calibri" w:hAnsi="Calibri"/>
+          <w:sz w:val="22"/>
+          <w:szCs w:val="22"/>
+        </w:rPr>
+        <w:t xml:space="preserve">25 September 2025</w:t>
+      </w:r>
+    </w:p>
+    <w:p>
+      <w:pPr>
+        <w:pStyle w:val="ListParagraph"/>
+        <w:numPr>
+          <w:ilvl w:val="0"/>
+          <w:numId w:val="1"/>
+        </w:numPr>
+        <w:spacing w:after="120"/>
+      </w:pPr>
+      <w:r>
+        <w:rPr>
+          <w:rFonts w:ascii="Calibri" w:cs="Calibri" w:eastAsia="Calibri" w:hAnsi="Calibri"/>
+          <w:b/>
+          <w:bCs/>
+          <w:sz w:val="22"/>
+          <w:szCs w:val="22"/>
+        </w:rPr>
+        <w:t xml:space="preserve">Latest decision: </w:t>
+      </w:r>
+      <w:r>
+        <w:rPr>
+          <w:rFonts w:ascii="Calibri" w:cs="Calibri" w:eastAsia="Calibri" w:hAnsi="Calibri"/>
+          <w:sz w:val="22"/>
+          <w:szCs w:val="22"/>
+        </w:rPr>
+        <w:t xml:space="preserve">9 July 2026 — Commitment Decision</w:t>
+      </w:r>
+    </w:p>
+    <w:p>
+      <w:pPr>
+        <w:pStyle w:val="ListParagraph"/>
+        <w:numPr>
+          <w:ilvl w:val="0"/>
+          <w:numId w:val="1"/>
+        </w:numPr>
+        <w:spacing w:after="120"/>
+      </w:pPr>
+      <w:r>
+        <w:rPr>
+          <w:rFonts w:ascii="Calibri" w:cs="Calibri" w:eastAsia="Calibri" w:hAnsi="Calibri"/>
+          <w:b/>
+          <w:bCs/>
+          <w:sz w:val="22"/>
+          <w:szCs w:val="22"/>
+        </w:rPr>
+        <w:t xml:space="preserve">Final decision published: </w:t>
+      </w:r>
+      <w:r>
+        <w:rPr>
+          <w:rFonts w:ascii="Calibri" w:cs="Calibri" w:eastAsia="Calibri" w:hAnsi="Calibri"/>
+          <w:sz w:val="22"/>
+          <w:szCs w:val="22"/>
+        </w:rPr>
+        <w:t xml:space="preserve">3 September 2026</w:t>
+      </w:r>
+    </w:p>
+    <w:p>
+      <w:pPr>
+        <w:spacing w:after="160"/>
+      </w:pPr>
+      <w:r>
+        <w:rPr>
+          <w:rFonts w:ascii="Calibri" w:cs="Calibri" w:eastAsia="Calibri" w:hAnsi="Calibri"/>
+          <w:sz w:val="22"/>
+          <w:szCs w:val="22"/>
+        </w:rPr>
+        <w:t xml:space="preserve">The Commission's case page contains the final Commitment Decision, preliminary proceedings, proposed/final commitments, market-test notice, press communications, and trustee information. </w:t>
+      </w:r>
+      <w:hyperlink w:history="1" r:id="rIdljz5flpq3jtes3gizwi0g">
+        <w:r>
+          <w:rPr>
+            <w:rStyle w:val="Hyperlink"/>
+            <w:rFonts w:ascii="Calibri" w:cs="Calibri" w:eastAsia="Calibri" w:hAnsi="Calibri"/>
+            <w:sz w:val="22"/>
+            <w:szCs w:val="22"/>
+          </w:rPr>
+          <w:t xml:space="preserve">[1]</w:t>
+        </w:r>
+      </w:hyperlink>
+    </w:p>
+    <w:p>
+      <w:pPr>
+        <w:spacing w:after="160"/>
+      </w:pPr>
+      <w:r>
+        <w:rPr>
+          <w:rFonts w:ascii="Calibri" w:cs="Calibri" w:eastAsia="Calibri" w:hAnsi="Calibri"/>
+          <w:sz w:val="22"/>
+          <w:szCs w:val="22"/>
+        </w:rPr>
+        <w:t xml:space="preserve">The Commission also published its Article 27(4) communication concerning SAP's proposed commitments in OJ C/2025/6242 (17 November 2025). The case concerns the Commission's preliminary concerns about SAP's practices in the aftermarket for maintenance and support of SAP on-premises ERP software, including an alleged “All or Nothing” policy requiring customers to obtain maintenance/support for all their SAP on-premises ERP software at the same level. </w:t>
+      </w:r>
+      <w:hyperlink w:history="1" r:id="rIdgazdvltl-onut-srkapdm">
+        <w:r>
+          <w:rPr>
+            <w:rStyle w:val="Hyperlink"/>
+            <w:rFonts w:ascii="Calibri" w:cs="Calibri" w:eastAsia="Calibri" w:hAnsi="Calibri"/>
+            <w:sz w:val="22"/>
+            <w:szCs w:val="22"/>
+          </w:rPr>
+          <w:t xml:space="preserve">[2]</w:t>
+        </w:r>
+      </w:hyperlink>
+    </w:p>
+    <w:p>
+      <w:pPr>
+        <w:spacing w:after="160"/>
+      </w:pPr>
+      <w:r>
+        <w:rPr>
+          <w:rFonts w:ascii="Calibri" w:cs="Calibri" w:eastAsia="Calibri" w:hAnsi="Calibri"/>
+          <w:sz w:val="22"/>
+          <w:szCs w:val="22"/>
+        </w:rPr>
+        <w:t xml:space="preserve">If by “get me the case” you mean the full final Commission decision (the actual legal document), rather than the case webpage, I can pull out the final decision and give you the PDF/document link plus a concise legal analysis of the commitments and Commission's Article 102 concerns.</w:t>
+      </w:r>
+    </w:p>
+    <w:p>
+      <w:pPr>
+        <w:spacing w:after="120" w:before="280"/>
+      </w:pPr>
+      <w:r>
+        <w:rPr>
+          <w:rFonts w:ascii="Calibri" w:cs="Calibri" w:eastAsia="Calibri" w:hAnsi="Calibri"/>
+          <w:b/>
+          <w:bCs/>
+          <w:color w:val="1F4E5F"/>
+          <w:sz w:val="22"/>
+          <w:szCs w:val="22"/>
+        </w:rPr>
+        <w:t xml:space="preserve">Cited Sources</w:t>
       </w:r>
     </w:p>
     <w:p>
@@ -138,18 +372,17 @@
         </w:numPr>
         <w:spacing w:after="100"/>
       </w:pPr>
-      <w:r>
-        <w:rPr>
-          <w:rFonts w:ascii="Calibri" w:cs="Calibri" w:eastAsia="Calibri" w:hAnsi="Calibri"/>
-          <w:b w:val="false"/>
-          <w:bCs w:val="false"/>
-          <w:i w:val="false"/>
-          <w:iCs w:val="false"/>
-          <w:sz w:val="22"/>
-          <w:szCs w:val="22"/>
-        </w:rPr>
-        <w:t xml:space="preserve">The docket number or party name may be slightly off — criminal cases in E.D. Pa. do use the "1:26-cr-XXXXX" style format, so the format itself is plausible, but I can't verify this specific one exists.</w:t>
-      </w:r>
+      <w:hyperlink w:history="1" r:id="rIdjcbsokhxyt9z0l01eil0g">
+        <w:r>
+          <w:rPr>
+            <w:rStyle w:val="Hyperlink"/>
+            <w:rFonts w:ascii="Calibri" w:cs="Calibri" w:eastAsia="Calibri" w:hAnsi="Calibri"/>
+            <w:sz w:val="22"/>
+            <w:szCs w:val="22"/>
+          </w:rPr>
+          <w:t xml:space="preserve">European Commission — AT.40823 case page (Competition Case Search)</w:t>
+        </w:r>
+      </w:hyperlink>
     </w:p>
     <w:p>
       <w:pPr>
@@ -160,87 +393,21 @@
         </w:numPr>
         <w:spacing w:after="100"/>
       </w:pPr>
-      <w:r>
-        <w:rPr>
-          <w:rFonts w:ascii="Calibri" w:cs="Calibri" w:eastAsia="Calibri" w:hAnsi="Calibri"/>
-          <w:b w:val="false"/>
-          <w:bCs w:val="false"/>
-          <w:i w:val="false"/>
-          <w:iCs w:val="false"/>
-          <w:sz w:val="22"/>
-          <w:szCs w:val="22"/>
-        </w:rPr>
-        <w:t xml:space="preserve">It could be a hypothetical or fictional case (sometimes used for practice exercises, law school hypotheticals, or testing).</w:t>
-      </w:r>
-    </w:p>
-    <w:p>
-      <w:pPr>
-        <w:pStyle w:val="ListParagraph"/>
-        <w:numPr>
-          <w:ilvl w:val="0"/>
-          <w:numId w:val="2"/>
-        </w:numPr>
-        <w:spacing w:after="100"/>
-      </w:pPr>
-      <w:r>
-        <w:rPr>
-          <w:rFonts w:ascii="Calibri" w:cs="Calibri" w:eastAsia="Calibri" w:hAnsi="Calibri"/>
-          <w:b w:val="false"/>
-          <w:bCs w:val="false"/>
-          <w:i w:val="false"/>
-          <w:iCs w:val="false"/>
-          <w:sz w:val="22"/>
-          <w:szCs w:val="22"/>
-        </w:rPr>
-        <w:t xml:space="preserve">It could be a very recently filed and/or sealed matter that hasn't shown up in public search indexes yet.</w:t>
-      </w:r>
-    </w:p>
-    <w:p>
-      <w:pPr>
-        <w:spacing w:after="120"/>
-      </w:pPr>
-      <w:r>
-        <w:rPr>
-          <w:rFonts w:ascii="Calibri" w:cs="Calibri" w:eastAsia="Calibri" w:hAnsi="Calibri"/>
-          <w:b w:val="false"/>
-          <w:bCs w:val="false"/>
-          <w:i w:val="false"/>
-          <w:iCs w:val="false"/>
-          <w:sz w:val="22"/>
-          <w:szCs w:val="22"/>
-        </w:rPr>
-        <w:t xml:space="preserve">If you have access to PACER/ECF or a legal database like Westlaw/Lexis, that would be the authoritative way to confirm whether this docket exists. If you can tell me more about where you encountered this citation (a document, a news article, a assignment), I can help track down the actual source or verify it further.</w:t>
-      </w:r>
-    </w:p>
-    <w:p>
-      <w:pPr>
-        <w:spacing w:after="120" w:before="240"/>
-      </w:pPr>
-      <w:r>
-        <w:rPr>
-          <w:rFonts w:ascii="Calibri" w:cs="Calibri" w:eastAsia="Calibri" w:hAnsi="Calibri"/>
-          <w:b/>
-          <w:bCs/>
-          <w:color w:val="1F4E5F"/>
-          <w:sz w:val="24"/>
-          <w:szCs w:val="24"/>
-        </w:rPr>
-        <w:t xml:space="preserve">Cited Sources</w:t>
-      </w:r>
-    </w:p>
-    <w:p>
-      <w:r>
-        <w:rPr>
-          <w:rFonts w:ascii="Calibri" w:cs="Calibri" w:eastAsia="Calibri" w:hAnsi="Calibri"/>
-          <w:i/>
-          <w:iCs/>
-          <w:sz w:val="22"/>
-          <w:szCs w:val="22"/>
-        </w:rPr>
-        <w:t xml:space="preserve">No source links were included in the original response.</w:t>
-      </w:r>
+      <w:hyperlink w:history="1" r:id="rIdpl0wrddzah2zrg5zanpcu">
+        <w:r>
+          <w:rPr>
+            <w:rStyle w:val="Hyperlink"/>
+            <w:rFonts w:ascii="Calibri" w:cs="Calibri" w:eastAsia="Calibri" w:hAnsi="Calibri"/>
+            <w:sz w:val="22"/>
+            <w:szCs w:val="22"/>
+          </w:rPr>
+          <w:t xml:space="preserve">Communication from the Commission published pursuant to Article 27(4) of Council Regulation (EC) No 1/2003 in Case AT.40823 – SAP ERP aftermarket support services (EUR-Lex)</w:t>
+        </w:r>
+      </w:hyperlink>
     </w:p>
     <w:sectPr>
+      <w:headerReference w:type="default" r:id="rId7"/>
+      <w:footerReference w:type="default" r:id="rId8"/>
       <w:pgSz w:w="12240" w:h="15840" w:orient="portrait"/>
       <w:pgMar w:top="1350" w:right="1080" w:bottom="1350" w:left="1080" w:header="708" w:footer="708" w:gutter="0"/>
       <w:pgNumType/>
@@ -291,6 +458,37 @@
 </w:endnotes>
 </file>
 
+<file path=word/footer1.xml><?xml version="1.0" encoding="utf-8"?>
+<w:ftr xmlns:wpc="http://schemas.microsoft.com/office/word/2010/wordprocessingCanvas" xmlns:mc="http://schemas.openxmlformats.org/markup-compatibility/2006" xmlns:o="urn:schemas-microsoft-com:office:office" xmlns:r="http://schemas.openxmlformats.org/officeDocument/2006/relationships" xmlns:m="http://schemas.openxmlformats.org/officeDocument/2006/math" xmlns:v="urn:schemas-microsoft-com:vml" xmlns:wp14="http://schemas.microsoft.com/office/word/2010/wordprocessingDrawing" xmlns:wp="http://schemas.openxmlformats.org/drawingml/2006/wordprocessingDrawing" xmlns:w10="urn:schemas-microsoft-com:office:word" xmlns:w="http://schemas.openxmlformats.org/wordprocessingml/2006/main" xmlns:w14="http://schemas.microsoft.com/office/word/2010/wordml" xmlns:w15="http://schemas.microsoft.com/office/word/2012/wordml" xmlns:wpg="http://schemas.microsoft.com/office/word/2010/wordprocessingGroup" xmlns:wpi="http://schemas.microsoft.com/office/word/2010/wordprocessingInk" xmlns:wne="http://schemas.microsoft.com/office/word/2006/wordml" xmlns:wps="http://schemas.microsoft.com/office/word/2010/wordprocessingShape">
+  <w:p>
+    <w:pPr>
+      <w:jc w:val="center"/>
+    </w:pPr>
+    <w:r>
+      <w:rPr>
+        <w:rFonts w:ascii="Calibri" w:cs="Calibri" w:eastAsia="Calibri" w:hAnsi="Calibri"/>
+        <w:color w:val="808080"/>
+        <w:sz w:val="18"/>
+        <w:szCs w:val="18"/>
+      </w:rPr>
+      <w:t xml:space="preserve">Page </w:t>
+    </w:r>
+    <w:r>
+      <w:rPr>
+        <w:rFonts w:ascii="Calibri" w:cs="Calibri" w:eastAsia="Calibri" w:hAnsi="Calibri"/>
+        <w:color w:val="808080"/>
+        <w:sz w:val="18"/>
+        <w:szCs w:val="18"/>
+      </w:rPr>
+      <w:fldChar w:fldCharType="begin"/>
+      <w:instrText xml:space="preserve">PAGE</w:instrText>
+      <w:fldChar w:fldCharType="separate"/>
+      <w:fldChar w:fldCharType="end"/>
+    </w:r>
+  </w:p>
+</w:ftr>
+</file>
+
 <file path=word/footnotes.xml><?xml version="1.0" encoding="utf-8"?>
 <w:footnotes xmlns:wpc="http://schemas.microsoft.com/office/word/2010/wordprocessingCanvas" xmlns:mc="http://schemas.openxmlformats.org/markup-compatibility/2006" xmlns:o="urn:schemas-microsoft-com:office:office" xmlns:r="http://schemas.openxmlformats.org/officeDocument/2006/relationships" xmlns:m="http://schemas.openxmlformats.org/officeDocument/2006/math" xmlns:v="urn:schemas-microsoft-com:vml" xmlns:wp14="http://schemas.microsoft.com/office/word/2010/wordprocessingDrawing" xmlns:wp="http://schemas.openxmlformats.org/drawingml/2006/wordprocessingDrawing" xmlns:w10="urn:schemas-microsoft-com:office:word" xmlns:w="http://schemas.openxmlformats.org/wordprocessingml/2006/main" xmlns:w14="http://schemas.microsoft.com/office/word/2010/wordml" xmlns:w15="http://schemas.microsoft.com/office/word/2012/wordml" xmlns:wpg="http://schemas.microsoft.com/office/word/2010/wordprocessingGroup" xmlns:wpi="http://schemas.microsoft.com/office/word/2010/wordprocessingInk" xmlns:wne="http://schemas.microsoft.com/office/word/2006/wordml" xmlns:wps="http://schemas.microsoft.com/office/word/2010/wordprocessingShape" mc:Ignorable="w14 w15 wp14">
   <w:footnote w:type="separator" w:id="-1">
@@ -326,6 +524,25 @@
     </w:p>
   </w:footnote>
 </w:footnotes>
+</file>
+
+<file path=word/header1.xml><?xml version="1.0" encoding="utf-8"?>
+<w:hdr xmlns:wpc="http://schemas.microsoft.com/office/word/2010/wordprocessingCanvas" xmlns:mc="http://schemas.openxmlformats.org/markup-compatibility/2006" xmlns:o="urn:schemas-microsoft-com:office:office" xmlns:r="http://schemas.openxmlformats.org/officeDocument/2006/relationships" xmlns:m="http://schemas.openxmlformats.org/officeDocument/2006/math" xmlns:v="urn:schemas-microsoft-com:vml" xmlns:wp14="http://schemas.microsoft.com/office/word/2010/wordprocessingDrawing" xmlns:wp="http://schemas.openxmlformats.org/drawingml/2006/wordprocessingDrawing" xmlns:w10="urn:schemas-microsoft-com:office:word" xmlns:w="http://schemas.openxmlformats.org/wordprocessingml/2006/main" xmlns:w14="http://schemas.microsoft.com/office/word/2010/wordml" xmlns:w15="http://schemas.microsoft.com/office/word/2012/wordml" xmlns:wpg="http://schemas.microsoft.com/office/word/2010/wordprocessingGroup" xmlns:wpi="http://schemas.microsoft.com/office/word/2010/wordprocessingInk" xmlns:wne="http://schemas.microsoft.com/office/word/2006/wordml" xmlns:wps="http://schemas.microsoft.com/office/word/2010/wordprocessingShape" xmlns:cx="http://schemas.microsoft.com/office/drawing/2014/chartex" xmlns:cx1="http://schemas.microsoft.com/office/drawing/2015/9/8/chartex" xmlns:cx2="http://schemas.microsoft.com/office/drawing/2015/10/21/chartex" xmlns:cx3="http://schemas.microsoft.com/office/drawing/2016/5/9/chartex" xmlns:cx4="http://schemas.microsoft.com/office/drawing/2016/5/10/chartex" xmlns:cx5="http://schemas.microsoft.com/office/drawing/2016/5/11/chartex" xmlns:cx6="http://schemas.microsoft.com/office/drawing/2016/5/12/chartex" xmlns:cx7="http://schemas.microsoft.com/office/drawing/2016/5/13/chartex" xmlns:cx8="http://schemas.microsoft.com/office/drawing/2016/5/14/chartex" xmlns:w16cid="http://schemas.microsoft.com/office/word/2016/wordml/cid" xmlns:w16se="http://schemas.microsoft.com/office/word/2015/wordml/symex">
+  <w:p>
+    <w:pPr>
+      <w:jc w:val="right"/>
+    </w:pPr>
+    <w:r>
+      <w:rPr>
+        <w:rFonts w:ascii="Calibri" w:cs="Calibri" w:eastAsia="Calibri" w:hAnsi="Calibri"/>
+        <w:color w:val="808080"/>
+        <w:sz w:val="18"/>
+        <w:szCs w:val="18"/>
+      </w:rPr>
+      <w:t xml:space="preserve">Competition-Law Assistant Evaluation — Blinded Transcript</w:t>
+    </w:r>
+  </w:p>
+</w:hdr>
 </file>
 
 <file path=word/numbering.xml><?xml version="1.0" encoding="utf-8"?>
@@ -418,32 +635,11 @@
     <w:multiLevelType w:val="hybridMultilevel"/>
     <w:lvl w:ilvl="0" w15:tentative="1">
       <w:start w:val="1"/>
-      <w:numFmt w:val="bullet"/>
-      <w:lvlText w:val="•"/>
-      <w:lvlJc w:val="left"/>
-      <w:pPr>
-        <w:ind w:left="720" w:hanging="360"/>
-      </w:pPr>
-    </w:lvl>
-    <w:lvl w:ilvl="1" w15:tentative="1">
-      <w:start w:val="1"/>
-      <w:numFmt w:val="bullet"/>
-      <w:lvlText w:val="◦"/>
-      <w:lvlJc w:val="left"/>
-      <w:pPr>
-        <w:ind w:left="1080" w:hanging="360"/>
-      </w:pPr>
-    </w:lvl>
-  </w:abstractNum>
-  <w:abstractNum w:abstractNumId="3" w15:restartNumberingAfterBreak="0">
-    <w:multiLevelType w:val="hybridMultilevel"/>
-    <w:lvl w:ilvl="0" w15:tentative="1">
-      <w:start w:val="1"/>
       <w:numFmt w:val="decimal"/>
       <w:lvlText w:val="[%1]"/>
       <w:lvlJc w:val="left"/>
       <w:pPr>
-        <w:ind w:left="540" w:hanging="360"/>
+        <w:ind w:left="450" w:hanging="300"/>
       </w:pPr>
     </w:lvl>
   </w:abstractNum>
